--- a/Exam Work/Test Strategy.docx
+++ b/Exam Work/Test Strategy.docx
@@ -5,7 +5,9 @@
     <w:sdt>
       <w:sdtPr>
         <w:rPr>
+          <w:rFonts w:eastAsiaTheme="minorHAnsi"/>
           <w:color w:val="4472C4" w:themeColor="accent1"/>
+          <w:lang w:eastAsia="en-US"/>
         </w:rPr>
         <w:id w:val="-1270845247"/>
         <w:docPartObj>
@@ -15,9 +17,7 @@
       </w:sdtPr>
       <w:sdtEndPr>
         <w:rPr>
-          <w:rFonts w:eastAsiaTheme="minorHAnsi"/>
           <w:color w:val="auto"/>
-          <w:lang w:eastAsia="en-US"/>
         </w:rPr>
       </w:sdtEndPr>
       <w:sdtContent>
@@ -149,7 +149,7 @@
                   <w:sz w:val="72"/>
                   <w:szCs w:val="72"/>
                 </w:rPr>
-                <w:t xml:space="preserve">Test Strategy </w:t>
+                <w:t>Test Strategy</w:t>
               </w:r>
             </w:p>
           </w:sdtContent>
@@ -171,6 +171,7 @@
             <w:dataBinding w:prefixMappings="xmlns:ns0='http://purl.org/dc/elements/1.1/' xmlns:ns1='http://schemas.openxmlformats.org/package/2006/metadata/core-properties' " w:xpath="/ns1:coreProperties[1]/ns0:subject[1]" w:storeItemID="{6C3C8BC8-F283-45AE-878A-BAB7291924A1}"/>
             <w:text/>
           </w:sdtPr>
+          <w:sdtEndPr/>
           <w:sdtContent>
             <w:p>
               <w:pPr>
@@ -287,6 +288,7 @@
                                     <w:calendar w:val="gregorian"/>
                                   </w:date>
                                 </w:sdtPr>
+                                <w:sdtEndPr/>
                                 <w:sdtContent>
                                   <w:p>
                                     <w:pPr>
@@ -336,6 +338,7 @@
                                     <w:dataBinding w:prefixMappings="xmlns:ns0='http://schemas.openxmlformats.org/officeDocument/2006/extended-properties' " w:xpath="/ns0:Properties[1]/ns0:Company[1]" w:storeItemID="{6668398D-A668-4E3E-A5EB-62B293D839F1}"/>
                                     <w:text/>
                                   </w:sdtPr>
+                                  <w:sdtEndPr/>
                                   <w:sdtContent>
                                     <w:r>
                                       <w:rPr>
@@ -345,7 +348,7 @@
                                         <w:sz w:val="28"/>
                                         <w:szCs w:val="28"/>
                                       </w:rPr>
-                                      <w:t xml:space="preserve">GREENFIELD LOCAL HUB     </w:t>
+                                      <w:t>GREENFIELD LOCAL HUB</w:t>
                                     </w:r>
                                   </w:sdtContent>
                                 </w:sdt>
@@ -370,6 +373,7 @@
                                     <w:dataBinding w:prefixMappings="xmlns:ns0='http://schemas.microsoft.com/office/2006/coverPageProps' " w:xpath="/ns0:CoverPageProperties[1]/ns0:CompanyAddress[1]" w:storeItemID="{55AF091B-3C7A-41E3-B477-F2FDAA23CFDA}"/>
                                     <w:text/>
                                   </w:sdtPr>
+                                  <w:sdtEndPr/>
                                   <w:sdtContent>
                                     <w:r>
                                       <w:rPr>
@@ -429,6 +433,7 @@
                               <w:calendar w:val="gregorian"/>
                             </w:date>
                           </w:sdtPr>
+                          <w:sdtEndPr/>
                           <w:sdtContent>
                             <w:p>
                               <w:pPr>
@@ -478,6 +483,7 @@
                               <w:dataBinding w:prefixMappings="xmlns:ns0='http://schemas.openxmlformats.org/officeDocument/2006/extended-properties' " w:xpath="/ns0:Properties[1]/ns0:Company[1]" w:storeItemID="{6668398D-A668-4E3E-A5EB-62B293D839F1}"/>
                               <w:text/>
                             </w:sdtPr>
+                            <w:sdtEndPr/>
                             <w:sdtContent>
                               <w:r>
                                 <w:rPr>
@@ -487,7 +493,7 @@
                                   <w:sz w:val="28"/>
                                   <w:szCs w:val="28"/>
                                 </w:rPr>
-                                <w:t xml:space="preserve">GREENFIELD LOCAL HUB     </w:t>
+                                <w:t>GREENFIELD LOCAL HUB</w:t>
                               </w:r>
                             </w:sdtContent>
                           </w:sdt>
@@ -512,6 +518,7 @@
                               <w:dataBinding w:prefixMappings="xmlns:ns0='http://schemas.microsoft.com/office/2006/coverPageProps' " w:xpath="/ns0:CoverPageProperties[1]/ns0:CompanyAddress[1]" w:storeItemID="{55AF091B-3C7A-41E3-B477-F2FDAA23CFDA}"/>
                               <w:text/>
                             </w:sdtPr>
+                            <w:sdtEndPr/>
                             <w:sdtContent>
                               <w:r>
                                 <w:rPr>
@@ -911,6 +918,9 @@
             <w:r>
               <w:t>Black box - Functional: Data display &amp; usability</w:t>
             </w:r>
+            <w:r>
+              <w:t xml:space="preserve"> testing </w:t>
+            </w:r>
           </w:p>
         </w:tc>
         <w:tc>
@@ -1000,6 +1010,9 @@
             <w:r>
               <w:t>Black box - Functional: CRUD operations</w:t>
             </w:r>
+            <w:r>
+              <w:t xml:space="preserve"> testing </w:t>
+            </w:r>
           </w:p>
         </w:tc>
         <w:tc>
@@ -1042,6 +1055,9 @@
             <w:r>
               <w:t>Black box - Functional: Content verification &amp; accessibility</w:t>
             </w:r>
+            <w:r>
+              <w:t xml:space="preserve"> testing </w:t>
+            </w:r>
           </w:p>
         </w:tc>
         <w:tc>
@@ -1084,6 +1100,9 @@
             <w:r>
               <w:t>Black box - Functional: Data display &amp; calculation</w:t>
             </w:r>
+            <w:r>
+              <w:t xml:space="preserve"> testing </w:t>
+            </w:r>
           </w:p>
         </w:tc>
         <w:tc>
@@ -1125,6 +1144,9 @@
           <w:p>
             <w:r>
               <w:t>Black box - Functional: Update user details &amp; security</w:t>
+            </w:r>
+            <w:r>
+              <w:t xml:space="preserve"> testing </w:t>
             </w:r>
           </w:p>
         </w:tc>
@@ -1255,6 +1277,9 @@
             <w:r>
               <w:t>Black box - Functional: Input validation</w:t>
             </w:r>
+            <w:r>
+              <w:t xml:space="preserve"> testing </w:t>
+            </w:r>
           </w:p>
         </w:tc>
         <w:tc>
@@ -1296,6 +1321,9 @@
           <w:p>
             <w:r>
               <w:t>Black box - Functional: Usability &amp; accuracy</w:t>
+            </w:r>
+            <w:r>
+              <w:t xml:space="preserve"> testing </w:t>
             </w:r>
           </w:p>
         </w:tc>
@@ -1429,6 +1457,13 @@
                     </w:rPr>
                     <w:t>Black box - Functional: Filtering logic</w:t>
                   </w:r>
+                  <w:r>
+                    <w:rPr>
+                      <w:rFonts w:eastAsia="Times New Roman" w:cs="Times New Roman"/>
+                      <w:lang w:eastAsia="en-GB"/>
+                    </w:rPr>
+                    <w:t xml:space="preserve"> testing </w:t>
+                  </w:r>
                 </w:p>
               </w:tc>
             </w:tr>
@@ -1523,6 +1558,9 @@
             <w:r>
               <w:t>Black box - Functional: Input &amp; processing</w:t>
             </w:r>
+            <w:r>
+              <w:t xml:space="preserve"> testing </w:t>
+            </w:r>
           </w:p>
         </w:tc>
         <w:tc>
@@ -1567,6 +1605,9 @@
           <w:p>
             <w:r>
               <w:t>Black box - Functional: Data verification</w:t>
+            </w:r>
+            <w:r>
+              <w:t xml:space="preserve"> testing </w:t>
             </w:r>
           </w:p>
         </w:tc>
@@ -1695,6 +1736,13 @@
                     </w:rPr>
                     <w:t>Black box - Functional: Business logic</w:t>
                   </w:r>
+                  <w:r>
+                    <w:rPr>
+                      <w:rFonts w:eastAsia="Times New Roman" w:cs="Times New Roman"/>
+                      <w:lang w:eastAsia="en-GB"/>
+                    </w:rPr>
+                    <w:t xml:space="preserve"> testing </w:t>
+                  </w:r>
                 </w:p>
               </w:tc>
             </w:tr>
@@ -1743,6 +1791,9 @@
           <w:p>
             <w:r>
               <w:t>Black box - Functional: CRUD</w:t>
+            </w:r>
+            <w:r>
+              <w:t xml:space="preserve"> testing </w:t>
             </w:r>
           </w:p>
         </w:tc>
@@ -1873,7 +1924,16 @@
           </w:tcPr>
           <w:p>
             <w:r>
-              <w:t>Black box - Functional</w:t>
+              <w:t xml:space="preserve">Black box </w:t>
+            </w:r>
+            <w:r>
+              <w:t>–</w:t>
+            </w:r>
+            <w:r>
+              <w:t xml:space="preserve"> Functional</w:t>
+            </w:r>
+            <w:r>
+              <w:t xml:space="preserve"> testing </w:t>
             </w:r>
           </w:p>
         </w:tc>
@@ -1920,6 +1980,9 @@
             <w:r>
               <w:t>Black box - Functional: Input validation</w:t>
             </w:r>
+            <w:r>
+              <w:t xml:space="preserve"> testing </w:t>
+            </w:r>
           </w:p>
         </w:tc>
         <w:tc>
@@ -1978,6 +2041,9 @@
             <w:r>
               <w:t>Black box - Usability &amp; UI</w:t>
             </w:r>
+            <w:r>
+              <w:t xml:space="preserve"> testing </w:t>
+            </w:r>
           </w:p>
         </w:tc>
         <w:tc>
@@ -2021,7 +2087,13 @@
           </w:tcPr>
           <w:p>
             <w:r>
-              <w:t xml:space="preserve">Black box – Accessibility </w:t>
+              <w:t>Black box – Accessibility</w:t>
+            </w:r>
+            <w:r>
+              <w:t xml:space="preserve"> testing </w:t>
+            </w:r>
+            <w:r>
+              <w:t xml:space="preserve"> </w:t>
             </w:r>
           </w:p>
         </w:tc>
@@ -2154,7 +2226,14 @@
               </w:tc>
             </w:tr>
           </w:tbl>
-          <w:p/>
+          <w:p>
+            <w:r>
+              <w:t>t</w:t>
+            </w:r>
+            <w:r>
+              <w:t xml:space="preserve">esting </w:t>
+            </w:r>
+          </w:p>
         </w:tc>
         <w:tc>
           <w:tcPr>
@@ -2203,7 +2282,16 @@
           </w:tcPr>
           <w:p>
             <w:r>
-              <w:t>Black box - Functional</w:t>
+              <w:t xml:space="preserve">Black box </w:t>
+            </w:r>
+            <w:r>
+              <w:t>–</w:t>
+            </w:r>
+            <w:r>
+              <w:t xml:space="preserve"> Functional</w:t>
+            </w:r>
+            <w:r>
+              <w:t xml:space="preserve"> testing </w:t>
             </w:r>
           </w:p>
         </w:tc>
@@ -2346,6 +2434,9 @@
             <w:r>
               <w:t xml:space="preserve"> Accessibility</w:t>
             </w:r>
+            <w:r>
+              <w:t xml:space="preserve"> testing </w:t>
+            </w:r>
           </w:p>
         </w:tc>
         <w:tc>
@@ -2389,7 +2480,16 @@
           </w:tcPr>
           <w:p>
             <w:r>
-              <w:t>Black box - Functional</w:t>
+              <w:t xml:space="preserve">Black box </w:t>
+            </w:r>
+            <w:r>
+              <w:t>–</w:t>
+            </w:r>
+            <w:r>
+              <w:t xml:space="preserve"> Functional</w:t>
+            </w:r>
+            <w:r>
+              <w:t xml:space="preserve"> testing </w:t>
             </w:r>
           </w:p>
         </w:tc>
@@ -2434,7 +2534,16 @@
           </w:tcPr>
           <w:p>
             <w:r>
-              <w:t>Black box - Functional</w:t>
+              <w:t xml:space="preserve">Black box </w:t>
+            </w:r>
+            <w:r>
+              <w:t>–</w:t>
+            </w:r>
+            <w:r>
+              <w:t xml:space="preserve"> Functional</w:t>
+            </w:r>
+            <w:r>
+              <w:t xml:space="preserve"> testing </w:t>
             </w:r>
           </w:p>
         </w:tc>
@@ -2479,7 +2588,16 @@
           </w:tcPr>
           <w:p>
             <w:r>
-              <w:t>Black box - Security</w:t>
+              <w:t xml:space="preserve">Black box </w:t>
+            </w:r>
+            <w:r>
+              <w:t>–</w:t>
+            </w:r>
+            <w:r>
+              <w:t xml:space="preserve"> Security</w:t>
+            </w:r>
+            <w:r>
+              <w:t xml:space="preserve"> testing </w:t>
             </w:r>
           </w:p>
         </w:tc>
@@ -2524,7 +2642,16 @@
           </w:tcPr>
           <w:p>
             <w:r>
-              <w:t>Black box - Security</w:t>
+              <w:t xml:space="preserve">Black box </w:t>
+            </w:r>
+            <w:r>
+              <w:t>–</w:t>
+            </w:r>
+            <w:r>
+              <w:t xml:space="preserve"> Security</w:t>
+            </w:r>
+            <w:r>
+              <w:t xml:space="preserve"> testing </w:t>
             </w:r>
           </w:p>
         </w:tc>
@@ -2668,6 +2795,9 @@
             <w:r>
               <w:t xml:space="preserve"> Accessibility</w:t>
             </w:r>
+            <w:r>
+              <w:t xml:space="preserve"> testing </w:t>
+            </w:r>
           </w:p>
         </w:tc>
         <w:tc>
@@ -3200,7 +3330,10 @@
           </w:tbl>
           <w:p>
             <w:r>
-              <w:t xml:space="preserve">Testing </w:t>
+              <w:t>t</w:t>
+            </w:r>
+            <w:r>
+              <w:t xml:space="preserve">esting </w:t>
             </w:r>
           </w:p>
         </w:tc>
@@ -3664,7 +3797,16 @@
           </w:tcPr>
           <w:p>
             <w:r>
-              <w:t>Black box - Performance</w:t>
+              <w:t xml:space="preserve">Black box </w:t>
+            </w:r>
+            <w:r>
+              <w:t>–</w:t>
+            </w:r>
+            <w:r>
+              <w:t xml:space="preserve"> Performance</w:t>
+            </w:r>
+            <w:r>
+              <w:t xml:space="preserve"> testing </w:t>
             </w:r>
           </w:p>
         </w:tc>
@@ -3739,6 +3881,9 @@
                   </w:pPr>
                   <w:r>
                     <w:t>Black box - Functional/UI</w:t>
+                  </w:r>
+                  <w:r>
+                    <w:t xml:space="preserve"> testing </w:t>
                   </w:r>
                 </w:p>
               </w:tc>
@@ -3877,6 +4022,9 @@
             <w:r>
               <w:t>Black box - Functional: Form submission</w:t>
             </w:r>
+            <w:r>
+              <w:t xml:space="preserve"> testing </w:t>
+            </w:r>
           </w:p>
         </w:tc>
         <w:tc>
@@ -3921,6 +4069,9 @@
           <w:p>
             <w:r>
               <w:t>Black box - Usability/UI</w:t>
+            </w:r>
+            <w:r>
+              <w:t xml:space="preserve"> testing </w:t>
             </w:r>
           </w:p>
         </w:tc>
@@ -4110,6 +4261,9 @@
           <w:p>
             <w:r>
               <w:t>Black box - Functional: Session data retention</w:t>
+            </w:r>
+            <w:r>
+              <w:t xml:space="preserve"> testing </w:t>
             </w:r>
           </w:p>
         </w:tc>
@@ -4916,7 +5070,9 @@
   </w:compat>
   <w:rsids>
     <w:rsidRoot w:val="002F048F"/>
+    <w:rsid w:val="000A2A57"/>
     <w:rsid w:val="002F048F"/>
+    <w:rsid w:val="009F7B1B"/>
     <w:rsid w:val="00F26CC1"/>
   </w:rsids>
   <m:mathPr>
